--- a/06_可直接打开的Word版/03_错题整理__选择题错题__Day09_2026-06-07_Logistic回归与实验设计错题.docx
+++ b/06_可直接打开的Word版/03_错题整理__选择题错题__Day09_2026-06-07_Logistic回归与实验设计错题.docx
@@ -3,11 +3,11 @@
 <w:document xmlns:wpc="http://schemas.microsoft.com/office/word/2010/wordprocessingCanvas" xmlns:mo="http://schemas.microsoft.com/office/mac/office/2008/main" xmlns:mc="http://schemas.openxmlformats.org/markup-compatibility/2006" xmlns:mv="urn:schemas-microsoft-com:mac:vml" xmlns:o="urn:schemas-microsoft-com:office:office" xmlns:r="http://schemas.openxmlformats.org/officeDocument/2006/relationships" xmlns:m="http://schemas.openxmlformats.org/officeDocument/2006/math" xmlns:v="urn:schemas-microsoft-com:vml" xmlns:wp14="http://schemas.microsoft.com/office/word/2010/wordprocessingDrawing" xmlns:wp="http://schemas.openxmlformats.org/drawingml/2006/wordprocessingDrawing" xmlns:w10="urn:schemas-microsoft-com:office:word" xmlns:w="http://schemas.openxmlformats.org/wordprocessingml/2006/main" xmlns:w14="http://schemas.microsoft.com/office/word/2010/wordml" xmlns:wpg="http://schemas.microsoft.com/office/word/2010/wordprocessingGroup" xmlns:wpi="http://schemas.microsoft.com/office/word/2010/wordprocessingInk" xmlns:wne="http://schemas.microsoft.com/office/word/2006/wordml" xmlns:wps="http://schemas.microsoft.com/office/word/2010/wordprocessingShape" mc:Ignorable="w14 wp14">
   <w:body>
     <w:p>
-      <w:pPr>
-        <w:pStyle w:val="Heading1"/>
-      </w:pPr>
       <w:r>
-        <w:t>Day09_2026-06-07_Logistic回归与实验设计错题</w:t>
+        <w:rPr>
+          <w:rFonts w:ascii="Microsoft YaHei" w:hAnsi="Microsoft YaHei" w:eastAsia="Microsoft YaHei"/>
+        </w:rPr>
+        <w:t>﻿# Day09_2026-06-07_Logistic回归与实验设计错题</w:t>
       </w:r>
     </w:p>
     <w:p/>
@@ -15,7 +15,6 @@
       <w:r>
         <w:rPr>
           <w:rFonts w:ascii="Microsoft YaHei" w:hAnsi="Microsoft YaHei" w:eastAsia="Microsoft YaHei"/>
-          <w:sz w:val="22"/>
         </w:rPr>
         <w:t>日期：2026年6月7日</w:t>
       </w:r>
@@ -24,7 +23,6 @@
       <w:r>
         <w:rPr>
           <w:rFonts w:ascii="Microsoft YaHei" w:hAnsi="Microsoft YaHei" w:eastAsia="Microsoft YaHei"/>
-          <w:sz w:val="22"/>
         </w:rPr>
         <w:t>实际整理时间：2026年6月8日</w:t>
       </w:r>
@@ -33,7 +31,6 @@
       <w:r>
         <w:rPr>
           <w:rFonts w:ascii="Microsoft YaHei" w:hAnsi="Microsoft YaHei" w:eastAsia="Microsoft YaHei"/>
-          <w:sz w:val="22"/>
         </w:rPr>
         <w:t>章节：Logistic 回归 + 实验设计</w:t>
       </w:r>
@@ -42,7 +39,6 @@
       <w:r>
         <w:rPr>
           <w:rFonts w:ascii="Microsoft YaHei" w:hAnsi="Microsoft YaHei" w:eastAsia="Microsoft YaHei"/>
-          <w:sz w:val="22"/>
         </w:rPr>
         <w:t>本章做题结果：12/16</w:t>
       </w:r>
@@ -51,7 +47,6 @@
       <w:r>
         <w:rPr>
           <w:rFonts w:ascii="Microsoft YaHei" w:hAnsi="Microsoft YaHei" w:eastAsia="Microsoft YaHei"/>
-          <w:sz w:val="22"/>
         </w:rPr>
         <w:t>原始答案串：AECCE,DCDEE,DCDDC,A</w:t>
       </w:r>
@@ -60,7 +55,6 @@
       <w:r>
         <w:rPr>
           <w:rFonts w:ascii="Microsoft YaHei" w:hAnsi="Microsoft YaHei" w:eastAsia="Microsoft YaHei"/>
-          <w:sz w:val="22"/>
         </w:rPr>
         <w:t>正确答案串：CCEAE,DCDEE,DCDDC,A</w:t>
       </w:r>
@@ -79,54 +73,40 @@
       <w:r>
         <w:rPr>
           <w:rFonts w:ascii="Microsoft YaHei" w:hAnsi="Microsoft YaHei" w:eastAsia="Microsoft YaHei"/>
-          <w:sz w:val="22"/>
         </w:rPr>
-        <w:t>| 日期 | Day | 章节 | 题号 | 你的答案 | 正确答案 | 核心知识点 | 复刷完成 |</w:t>
+        <w:t>日期 | Day | 章节 | 题号 | 你的答案 | 正确答案 | 核心知识点 | 复刷完成</w:t>
       </w:r>
     </w:p>
     <w:p>
       <w:r>
         <w:rPr>
           <w:rFonts w:ascii="Microsoft YaHei" w:hAnsi="Microsoft YaHei" w:eastAsia="Microsoft YaHei"/>
-          <w:sz w:val="22"/>
         </w:rPr>
-        <w:t>|---|---|---|---:|---|---|---|---|</w:t>
+        <w:t>2026-06-07 | Day09 | Logistic 回归 | 1 | A | C | 逐步回归得到的模型不一定是最佳模型 | [ ]</w:t>
       </w:r>
     </w:p>
     <w:p>
       <w:r>
         <w:rPr>
           <w:rFonts w:ascii="Microsoft YaHei" w:hAnsi="Microsoft YaHei" w:eastAsia="Microsoft YaHei"/>
-          <w:sz w:val="22"/>
         </w:rPr>
-        <w:t>| 2026-06-07 | Day09 | Logistic 回归 | 1 | A | C | 逐步回归得到的模型不一定是最佳模型 | [ ] |</w:t>
+        <w:t>2026-06-07 | Day09 | Logistic 回归 | 2 | E | C | 连续变量不一定都直接进入模型，需结合线性关系和专业判断 | [ ]</w:t>
       </w:r>
     </w:p>
     <w:p>
       <w:r>
         <w:rPr>
           <w:rFonts w:ascii="Microsoft YaHei" w:hAnsi="Microsoft YaHei" w:eastAsia="Microsoft YaHei"/>
-          <w:sz w:val="22"/>
         </w:rPr>
-        <w:t>| 2026-06-07 | Day09 | Logistic 回归 | 2 | E | C | 连续变量不一定都直接进入模型，需结合线性关系和专业判断 | [ ] |</w:t>
+        <w:t>2026-06-07 | Day09 | Logistic 回归 | 3 | C | E | Logistic 回归不用于生存资料分析 | [ ]</w:t>
       </w:r>
     </w:p>
     <w:p>
       <w:r>
         <w:rPr>
           <w:rFonts w:ascii="Microsoft YaHei" w:hAnsi="Microsoft YaHei" w:eastAsia="Microsoft YaHei"/>
-          <w:sz w:val="22"/>
         </w:rPr>
-        <w:t>| 2026-06-07 | Day09 | Logistic 回归 | 3 | C | E | Logistic 回归不用于生存资料分析 | [ ] |</w:t>
-      </w:r>
-    </w:p>
-    <w:p>
-      <w:r>
-        <w:rPr>
-          <w:rFonts w:ascii="Microsoft YaHei" w:hAnsi="Microsoft YaHei" w:eastAsia="Microsoft YaHei"/>
-          <w:sz w:val="22"/>
-        </w:rPr>
-        <w:t>| 2026-06-07 | Day09 | Logistic 回归 | 4 | C | A | 进入 alpha 值增大，变量更容易进入方程 | [ ] |</w:t>
+        <w:t>2026-06-07 | Day09 | Logistic 回归 | 4 | C | A | 进入 alpha 值增大，变量更容易进入方程 | [ ]</w:t>
       </w:r>
     </w:p>
     <w:p/>
@@ -134,7 +114,6 @@
       <w:r>
         <w:rPr>
           <w:rFonts w:ascii="Microsoft YaHei" w:hAnsi="Microsoft YaHei" w:eastAsia="Microsoft YaHei"/>
-          <w:sz w:val="22"/>
         </w:rPr>
         <w:t>---</w:t>
       </w:r>
@@ -153,7 +132,6 @@
       <w:r>
         <w:rPr>
           <w:rFonts w:ascii="Microsoft YaHei" w:hAnsi="Microsoft YaHei" w:eastAsia="Microsoft YaHei"/>
-          <w:sz w:val="22"/>
         </w:rPr>
         <w:t>原题：</w:t>
       </w:r>
@@ -162,7 +140,6 @@
       <w:r>
         <w:rPr>
           <w:rFonts w:ascii="Microsoft YaHei" w:hAnsi="Microsoft YaHei" w:eastAsia="Microsoft YaHei"/>
-          <w:sz w:val="22"/>
         </w:rPr>
         <w:t>关于 Logistic 回归，下列说法错误的是</w:t>
       </w:r>
@@ -172,7 +149,6 @@
       <w:r>
         <w:rPr>
           <w:rFonts w:ascii="Microsoft YaHei" w:hAnsi="Microsoft YaHei" w:eastAsia="Microsoft YaHei"/>
-          <w:sz w:val="22"/>
         </w:rPr>
         <w:t>A、是概率型非线性回归</w:t>
       </w:r>
@@ -181,7 +157,6 @@
       <w:r>
         <w:rPr>
           <w:rFonts w:ascii="Microsoft YaHei" w:hAnsi="Microsoft YaHei" w:eastAsia="Microsoft YaHei"/>
-          <w:sz w:val="22"/>
         </w:rPr>
         <w:t>B、回归系数的估计通常用最大似然法</w:t>
       </w:r>
@@ -190,7 +165,6 @@
       <w:r>
         <w:rPr>
           <w:rFonts w:ascii="Microsoft YaHei" w:hAnsi="Microsoft YaHei" w:eastAsia="Microsoft YaHei"/>
-          <w:sz w:val="22"/>
         </w:rPr>
         <w:t>C、逐步回归法得到的模型一定是最佳模型</w:t>
       </w:r>
@@ -199,7 +173,6 @@
       <w:r>
         <w:rPr>
           <w:rFonts w:ascii="Microsoft YaHei" w:hAnsi="Microsoft YaHei" w:eastAsia="Microsoft YaHei"/>
-          <w:sz w:val="22"/>
         </w:rPr>
         <w:t>D、常用于流行病学研究中危险因素的分析</w:t>
       </w:r>
@@ -208,7 +181,6 @@
       <w:r>
         <w:rPr>
           <w:rFonts w:ascii="Microsoft YaHei" w:hAnsi="Microsoft YaHei" w:eastAsia="Microsoft YaHei"/>
-          <w:sz w:val="22"/>
         </w:rPr>
         <w:t>E、要求样本量足够大</w:t>
       </w:r>
@@ -218,7 +190,6 @@
       <w:r>
         <w:rPr>
           <w:rFonts w:ascii="Microsoft YaHei" w:hAnsi="Microsoft YaHei" w:eastAsia="Microsoft YaHei"/>
-          <w:sz w:val="22"/>
         </w:rPr>
         <w:t>你的答案：A</w:t>
       </w:r>
@@ -227,7 +198,6 @@
       <w:r>
         <w:rPr>
           <w:rFonts w:ascii="Microsoft YaHei" w:hAnsi="Microsoft YaHei" w:eastAsia="Microsoft YaHei"/>
-          <w:sz w:val="22"/>
         </w:rPr>
         <w:t>正确答案：C</w:t>
       </w:r>
@@ -236,7 +206,6 @@
       <w:r>
         <w:rPr>
           <w:rFonts w:ascii="Microsoft YaHei" w:hAnsi="Microsoft YaHei" w:eastAsia="Microsoft YaHei"/>
-          <w:sz w:val="22"/>
         </w:rPr>
         <w:t>答题日期：2026-06-08</w:t>
       </w:r>
@@ -245,7 +214,6 @@
       <w:r>
         <w:rPr>
           <w:rFonts w:ascii="Microsoft YaHei" w:hAnsi="Microsoft YaHei" w:eastAsia="Microsoft YaHei"/>
-          <w:sz w:val="22"/>
         </w:rPr>
         <w:t>对应 Day：Day09</w:t>
       </w:r>
@@ -254,7 +222,6 @@
       <w:r>
         <w:rPr>
           <w:rFonts w:ascii="Microsoft YaHei" w:hAnsi="Microsoft YaHei" w:eastAsia="Microsoft YaHei"/>
-          <w:sz w:val="22"/>
         </w:rPr>
         <w:t>备注：本题为蒙题。</w:t>
       </w:r>
@@ -273,7 +240,6 @@
       <w:r>
         <w:rPr>
           <w:rFonts w:ascii="Microsoft YaHei" w:hAnsi="Microsoft YaHei" w:eastAsia="Microsoft YaHei"/>
-          <w:sz w:val="22"/>
         </w:rPr>
         <w:t>把 Logistic 回归“非线性、概率型”的特点误判为错误。Logistic 回归研究的是事件发生概率，经过 logit 变换建模，所以说它是概率型非线性回归是正确的。真正错误的是“逐步回归法得到的模型一定是最佳模型”。</w:t>
       </w:r>
@@ -295,7 +261,6 @@
       <w:r>
         <w:rPr>
           <w:rFonts w:ascii="Microsoft YaHei" w:hAnsi="Microsoft YaHei" w:eastAsia="Microsoft YaHei"/>
-          <w:sz w:val="22"/>
         </w:rPr>
         <w:t>A 对：Logistic 回归用于概率建模，属于概率型非线性回归。</w:t>
       </w:r>
@@ -307,7 +272,6 @@
       <w:r>
         <w:rPr>
           <w:rFonts w:ascii="Microsoft YaHei" w:hAnsi="Microsoft YaHei" w:eastAsia="Microsoft YaHei"/>
-          <w:sz w:val="22"/>
         </w:rPr>
         <w:t>B 对：Logistic 回归系数常用最大似然法估计。</w:t>
       </w:r>
@@ -319,7 +283,6 @@
       <w:r>
         <w:rPr>
           <w:rFonts w:ascii="Microsoft YaHei" w:hAnsi="Microsoft YaHei" w:eastAsia="Microsoft YaHei"/>
-          <w:sz w:val="22"/>
         </w:rPr>
         <w:t>C 错：逐步回归受样本、进入和剔除标准影响，不一定得到最佳模型。</w:t>
       </w:r>
@@ -331,7 +294,6 @@
       <w:r>
         <w:rPr>
           <w:rFonts w:ascii="Microsoft YaHei" w:hAnsi="Microsoft YaHei" w:eastAsia="Microsoft YaHei"/>
-          <w:sz w:val="22"/>
         </w:rPr>
         <w:t>D 对：Logistic 回归常用于流行病学危险因素分析。</w:t>
       </w:r>
@@ -343,7 +305,6 @@
       <w:r>
         <w:rPr>
           <w:rFonts w:ascii="Microsoft YaHei" w:hAnsi="Microsoft YaHei" w:eastAsia="Microsoft YaHei"/>
-          <w:sz w:val="22"/>
         </w:rPr>
         <w:t>E 对：Logistic 回归一般要求样本量足够大。</w:t>
       </w:r>
@@ -353,7 +314,6 @@
       <w:r>
         <w:rPr>
           <w:rFonts w:ascii="Microsoft YaHei" w:hAnsi="Microsoft YaHei" w:eastAsia="Microsoft YaHei"/>
-          <w:sz w:val="22"/>
         </w:rPr>
         <w:t>一句话记忆：</w:t>
       </w:r>
@@ -363,9 +323,8 @@
       <w:r>
         <w:rPr>
           <w:rFonts w:ascii="Microsoft YaHei" w:hAnsi="Microsoft YaHei" w:eastAsia="Microsoft YaHei"/>
-          <w:sz w:val="22"/>
         </w:rPr>
-        <w:t>&gt; Logistic 是概率型非线性回归；逐步筛出来的不一定最好。</w:t>
+        <w:t>Logistic 是概率型非线性回归；逐步筛出来的不一定最好。</w:t>
       </w:r>
     </w:p>
     <w:p/>
@@ -373,7 +332,6 @@
       <w:r>
         <w:rPr>
           <w:rFonts w:ascii="Microsoft YaHei" w:hAnsi="Microsoft YaHei" w:eastAsia="Microsoft YaHei"/>
-          <w:sz w:val="22"/>
         </w:rPr>
         <w:t>复刷完成：[ ]</w:t>
       </w:r>
@@ -383,7 +341,6 @@
       <w:r>
         <w:rPr>
           <w:rFonts w:ascii="Microsoft YaHei" w:hAnsi="Microsoft YaHei" w:eastAsia="Microsoft YaHei"/>
-          <w:sz w:val="22"/>
         </w:rPr>
         <w:t>---</w:t>
       </w:r>
@@ -402,7 +359,6 @@
       <w:r>
         <w:rPr>
           <w:rFonts w:ascii="Microsoft YaHei" w:hAnsi="Microsoft YaHei" w:eastAsia="Microsoft YaHei"/>
-          <w:sz w:val="22"/>
         </w:rPr>
         <w:t>原题：</w:t>
       </w:r>
@@ -411,7 +367,6 @@
       <w:r>
         <w:rPr>
           <w:rFonts w:ascii="Microsoft YaHei" w:hAnsi="Microsoft YaHei" w:eastAsia="Microsoft YaHei"/>
-          <w:sz w:val="22"/>
         </w:rPr>
         <w:t>对于 Logistic 回归中自变量的叙述错误的是</w:t>
       </w:r>
@@ -421,7 +376,6 @@
       <w:r>
         <w:rPr>
           <w:rFonts w:ascii="Microsoft YaHei" w:hAnsi="Microsoft YaHei" w:eastAsia="Microsoft YaHei"/>
-          <w:sz w:val="22"/>
         </w:rPr>
         <w:t>A、有序变量可以数量化后按连续变量分析</w:t>
       </w:r>
@@ -430,7 +384,6 @@
       <w:r>
         <w:rPr>
           <w:rFonts w:ascii="Microsoft YaHei" w:hAnsi="Microsoft YaHei" w:eastAsia="Microsoft YaHei"/>
-          <w:sz w:val="22"/>
         </w:rPr>
         <w:t>B、有序变量可以化为哑变量后再进行分析</w:t>
       </w:r>
@@ -439,7 +392,6 @@
       <w:r>
         <w:rPr>
           <w:rFonts w:ascii="Microsoft YaHei" w:hAnsi="Microsoft YaHei" w:eastAsia="Microsoft YaHei"/>
-          <w:sz w:val="22"/>
         </w:rPr>
         <w:t>C、连续变量均直接进行分析</w:t>
       </w:r>
@@ -448,7 +400,6 @@
       <w:r>
         <w:rPr>
           <w:rFonts w:ascii="Microsoft YaHei" w:hAnsi="Microsoft YaHei" w:eastAsia="Microsoft YaHei"/>
-          <w:sz w:val="22"/>
         </w:rPr>
         <w:t>D、无序的多分类变量需要化为哑变量后再进行分析</w:t>
       </w:r>
@@ -457,7 +408,6 @@
       <w:r>
         <w:rPr>
           <w:rFonts w:ascii="Microsoft YaHei" w:hAnsi="Microsoft YaHei" w:eastAsia="Microsoft YaHei"/>
-          <w:sz w:val="22"/>
         </w:rPr>
         <w:t>E、哑变量需同进同出</w:t>
       </w:r>
@@ -467,7 +417,6 @@
       <w:r>
         <w:rPr>
           <w:rFonts w:ascii="Microsoft YaHei" w:hAnsi="Microsoft YaHei" w:eastAsia="Microsoft YaHei"/>
-          <w:sz w:val="22"/>
         </w:rPr>
         <w:t>你的答案：E</w:t>
       </w:r>
@@ -476,7 +425,6 @@
       <w:r>
         <w:rPr>
           <w:rFonts w:ascii="Microsoft YaHei" w:hAnsi="Microsoft YaHei" w:eastAsia="Microsoft YaHei"/>
-          <w:sz w:val="22"/>
         </w:rPr>
         <w:t>正确答案：C</w:t>
       </w:r>
@@ -485,7 +433,6 @@
       <w:r>
         <w:rPr>
           <w:rFonts w:ascii="Microsoft YaHei" w:hAnsi="Microsoft YaHei" w:eastAsia="Microsoft YaHei"/>
-          <w:sz w:val="22"/>
         </w:rPr>
         <w:t>答题日期：2026-06-08</w:t>
       </w:r>
@@ -494,7 +441,6 @@
       <w:r>
         <w:rPr>
           <w:rFonts w:ascii="Microsoft YaHei" w:hAnsi="Microsoft YaHei" w:eastAsia="Microsoft YaHei"/>
-          <w:sz w:val="22"/>
         </w:rPr>
         <w:t>对应 Day：Day09</w:t>
       </w:r>
@@ -503,7 +449,6 @@
       <w:r>
         <w:rPr>
           <w:rFonts w:ascii="Microsoft YaHei" w:hAnsi="Microsoft YaHei" w:eastAsia="Microsoft YaHei"/>
-          <w:sz w:val="22"/>
         </w:rPr>
         <w:t>备注：本题为蒙题。</w:t>
       </w:r>
@@ -522,7 +467,6 @@
       <w:r>
         <w:rPr>
           <w:rFonts w:ascii="Microsoft YaHei" w:hAnsi="Microsoft YaHei" w:eastAsia="Microsoft YaHei"/>
-          <w:sz w:val="22"/>
         </w:rPr>
         <w:t>把“哑变量需同进同出”误判成错误。无序多分类变量拆成多个哑变量后，这些哑变量代表同一个原始变量，通常应作为整体处理。真正错误的是“连续变量均直接进行分析”，因为连续变量是否直接进入模型，要结合线性关系、专业意义和必要的变量转换。</w:t>
       </w:r>
@@ -544,7 +488,6 @@
       <w:r>
         <w:rPr>
           <w:rFonts w:ascii="Microsoft YaHei" w:hAnsi="Microsoft YaHei" w:eastAsia="Microsoft YaHei"/>
-          <w:sz w:val="22"/>
         </w:rPr>
         <w:t>A 对：有序变量可以按等级数量化后作为连续或近似连续变量处理。</w:t>
       </w:r>
@@ -556,7 +499,6 @@
       <w:r>
         <w:rPr>
           <w:rFonts w:ascii="Microsoft YaHei" w:hAnsi="Microsoft YaHei" w:eastAsia="Microsoft YaHei"/>
-          <w:sz w:val="22"/>
         </w:rPr>
         <w:t>B 对：有序变量也可以设置哑变量进入模型。</w:t>
       </w:r>
@@ -568,7 +510,6 @@
       <w:r>
         <w:rPr>
           <w:rFonts w:ascii="Microsoft YaHei" w:hAnsi="Microsoft YaHei" w:eastAsia="Microsoft YaHei"/>
-          <w:sz w:val="22"/>
         </w:rPr>
         <w:t>C 错：连续变量不一定均直接分析，有时需要分组、转换或检查与 logit 的线性关系。</w:t>
       </w:r>
@@ -580,7 +521,6 @@
       <w:r>
         <w:rPr>
           <w:rFonts w:ascii="Microsoft YaHei" w:hAnsi="Microsoft YaHei" w:eastAsia="Microsoft YaHei"/>
-          <w:sz w:val="22"/>
         </w:rPr>
         <w:t>D 对：无序多分类变量通常需要设置哑变量。</w:t>
       </w:r>
@@ -592,7 +532,6 @@
       <w:r>
         <w:rPr>
           <w:rFonts w:ascii="Microsoft YaHei" w:hAnsi="Microsoft YaHei" w:eastAsia="Microsoft YaHei"/>
-          <w:sz w:val="22"/>
         </w:rPr>
         <w:t>E 对：同一多分类变量拆出的哑变量通常要同进同出。</w:t>
       </w:r>
@@ -602,7 +541,6 @@
       <w:r>
         <w:rPr>
           <w:rFonts w:ascii="Microsoft YaHei" w:hAnsi="Microsoft YaHei" w:eastAsia="Microsoft YaHei"/>
-          <w:sz w:val="22"/>
         </w:rPr>
         <w:t>一句话记忆：</w:t>
       </w:r>
@@ -612,9 +550,8 @@
       <w:r>
         <w:rPr>
           <w:rFonts w:ascii="Microsoft YaHei" w:hAnsi="Microsoft YaHei" w:eastAsia="Microsoft YaHei"/>
-          <w:sz w:val="22"/>
         </w:rPr>
-        <w:t>&gt; Logistic 的自变量很灵活；连续变量不是永远无脑直接进模型。</w:t>
+        <w:t>Logistic 的自变量很灵活；连续变量不是永远无脑直接进模型。</w:t>
       </w:r>
     </w:p>
     <w:p/>
@@ -622,7 +559,6 @@
       <w:r>
         <w:rPr>
           <w:rFonts w:ascii="Microsoft YaHei" w:hAnsi="Microsoft YaHei" w:eastAsia="Microsoft YaHei"/>
-          <w:sz w:val="22"/>
         </w:rPr>
         <w:t>复刷完成：[ ]</w:t>
       </w:r>
@@ -632,7 +568,6 @@
       <w:r>
         <w:rPr>
           <w:rFonts w:ascii="Microsoft YaHei" w:hAnsi="Microsoft YaHei" w:eastAsia="Microsoft YaHei"/>
-          <w:sz w:val="22"/>
         </w:rPr>
         <w:t>---</w:t>
       </w:r>
@@ -651,7 +586,6 @@
       <w:r>
         <w:rPr>
           <w:rFonts w:ascii="Microsoft YaHei" w:hAnsi="Microsoft YaHei" w:eastAsia="Microsoft YaHei"/>
-          <w:sz w:val="22"/>
         </w:rPr>
         <w:t>原题：</w:t>
       </w:r>
@@ -660,7 +594,6 @@
       <w:r>
         <w:rPr>
           <w:rFonts w:ascii="Microsoft YaHei" w:hAnsi="Microsoft YaHei" w:eastAsia="Microsoft YaHei"/>
-          <w:sz w:val="22"/>
         </w:rPr>
         <w:t>关于 Logistic 回归的应用，说法错误的是</w:t>
       </w:r>
@@ -670,7 +603,6 @@
       <w:r>
         <w:rPr>
           <w:rFonts w:ascii="Microsoft YaHei" w:hAnsi="Microsoft YaHei" w:eastAsia="Microsoft YaHei"/>
-          <w:sz w:val="22"/>
         </w:rPr>
         <w:t>A、可用于流行病学研究中危险因素的分析</w:t>
       </w:r>
@@ -679,7 +611,6 @@
       <w:r>
         <w:rPr>
           <w:rFonts w:ascii="Microsoft YaHei" w:hAnsi="Microsoft YaHei" w:eastAsia="Microsoft YaHei"/>
-          <w:sz w:val="22"/>
         </w:rPr>
         <w:t>B、可用于控制混杂因素</w:t>
       </w:r>
@@ -688,7 +619,6 @@
       <w:r>
         <w:rPr>
           <w:rFonts w:ascii="Microsoft YaHei" w:hAnsi="Microsoft YaHei" w:eastAsia="Microsoft YaHei"/>
-          <w:sz w:val="22"/>
         </w:rPr>
         <w:t>C、可用于预测某事件发生的概率</w:t>
       </w:r>
@@ -697,7 +627,6 @@
       <w:r>
         <w:rPr>
           <w:rFonts w:ascii="Microsoft YaHei" w:hAnsi="Microsoft YaHei" w:eastAsia="Microsoft YaHei"/>
-          <w:sz w:val="22"/>
         </w:rPr>
         <w:t>D、可用于判别分析</w:t>
       </w:r>
@@ -706,7 +635,6 @@
       <w:r>
         <w:rPr>
           <w:rFonts w:ascii="Microsoft YaHei" w:hAnsi="Microsoft YaHei" w:eastAsia="Microsoft YaHei"/>
-          <w:sz w:val="22"/>
         </w:rPr>
         <w:t>E、可用于生存资料的分析</w:t>
       </w:r>
@@ -716,7 +644,6 @@
       <w:r>
         <w:rPr>
           <w:rFonts w:ascii="Microsoft YaHei" w:hAnsi="Microsoft YaHei" w:eastAsia="Microsoft YaHei"/>
-          <w:sz w:val="22"/>
         </w:rPr>
         <w:t>你的答案：C</w:t>
       </w:r>
@@ -725,7 +652,6 @@
       <w:r>
         <w:rPr>
           <w:rFonts w:ascii="Microsoft YaHei" w:hAnsi="Microsoft YaHei" w:eastAsia="Microsoft YaHei"/>
-          <w:sz w:val="22"/>
         </w:rPr>
         <w:t>正确答案：E</w:t>
       </w:r>
@@ -734,7 +660,6 @@
       <w:r>
         <w:rPr>
           <w:rFonts w:ascii="Microsoft YaHei" w:hAnsi="Microsoft YaHei" w:eastAsia="Microsoft YaHei"/>
-          <w:sz w:val="22"/>
         </w:rPr>
         <w:t>答题日期：2026-06-08</w:t>
       </w:r>
@@ -743,7 +668,6 @@
       <w:r>
         <w:rPr>
           <w:rFonts w:ascii="Microsoft YaHei" w:hAnsi="Microsoft YaHei" w:eastAsia="Microsoft YaHei"/>
-          <w:sz w:val="22"/>
         </w:rPr>
         <w:t>对应 Day：Day09</w:t>
       </w:r>
@@ -762,7 +686,6 @@
       <w:r>
         <w:rPr>
           <w:rFonts w:ascii="Microsoft YaHei" w:hAnsi="Microsoft YaHei" w:eastAsia="Microsoft YaHei"/>
-          <w:sz w:val="22"/>
         </w:rPr>
         <w:t>把“预测某事件发生的概率”误判成错误。Logistic 回归的核心用途之一正是预测事件发生概率。生存资料关注的是结局是否发生以及发生时间，通常应想到生存分析，如 Kaplan-Meier 或 Cox 回归。</w:t>
       </w:r>
@@ -784,7 +707,6 @@
       <w:r>
         <w:rPr>
           <w:rFonts w:ascii="Microsoft YaHei" w:hAnsi="Microsoft YaHei" w:eastAsia="Microsoft YaHei"/>
-          <w:sz w:val="22"/>
         </w:rPr>
         <w:t>A 对：Logistic 回归常用于危险因素分析。</w:t>
       </w:r>
@@ -796,7 +718,6 @@
       <w:r>
         <w:rPr>
           <w:rFonts w:ascii="Microsoft YaHei" w:hAnsi="Microsoft YaHei" w:eastAsia="Microsoft YaHei"/>
-          <w:sz w:val="22"/>
         </w:rPr>
         <w:t>B 对：多因素 Logistic 回归可用于控制混杂因素。</w:t>
       </w:r>
@@ -808,7 +729,6 @@
       <w:r>
         <w:rPr>
           <w:rFonts w:ascii="Microsoft YaHei" w:hAnsi="Microsoft YaHei" w:eastAsia="Microsoft YaHei"/>
-          <w:sz w:val="22"/>
         </w:rPr>
         <w:t>C 对：Logistic 回归可以预测某事件发生概率。</w:t>
       </w:r>
@@ -820,7 +740,6 @@
       <w:r>
         <w:rPr>
           <w:rFonts w:ascii="Microsoft YaHei" w:hAnsi="Microsoft YaHei" w:eastAsia="Microsoft YaHei"/>
-          <w:sz w:val="22"/>
         </w:rPr>
         <w:t>D 对：Logistic 回归可用于判别或分类。</w:t>
       </w:r>
@@ -832,7 +751,6 @@
       <w:r>
         <w:rPr>
           <w:rFonts w:ascii="Microsoft YaHei" w:hAnsi="Microsoft YaHei" w:eastAsia="Microsoft YaHei"/>
-          <w:sz w:val="22"/>
         </w:rPr>
         <w:t>E 错：生存资料分析不优先用普通 Logistic 回归。</w:t>
       </w:r>
@@ -842,7 +760,6 @@
       <w:r>
         <w:rPr>
           <w:rFonts w:ascii="Microsoft YaHei" w:hAnsi="Microsoft YaHei" w:eastAsia="Microsoft YaHei"/>
-          <w:sz w:val="22"/>
         </w:rPr>
         <w:t>一句话记忆：</w:t>
       </w:r>
@@ -852,9 +769,8 @@
       <w:r>
         <w:rPr>
           <w:rFonts w:ascii="Microsoft YaHei" w:hAnsi="Microsoft YaHei" w:eastAsia="Microsoft YaHei"/>
-          <w:sz w:val="22"/>
         </w:rPr>
-        <w:t>&gt; 是否发生看 Logistic；何时发生看生存分析。</w:t>
+        <w:t>是否发生看 Logistic；何时发生看生存分析。</w:t>
       </w:r>
     </w:p>
     <w:p/>
@@ -862,7 +778,6 @@
       <w:r>
         <w:rPr>
           <w:rFonts w:ascii="Microsoft YaHei" w:hAnsi="Microsoft YaHei" w:eastAsia="Microsoft YaHei"/>
-          <w:sz w:val="22"/>
         </w:rPr>
         <w:t>复刷完成：[ ]</w:t>
       </w:r>
@@ -872,7 +787,6 @@
       <w:r>
         <w:rPr>
           <w:rFonts w:ascii="Microsoft YaHei" w:hAnsi="Microsoft YaHei" w:eastAsia="Microsoft YaHei"/>
-          <w:sz w:val="22"/>
         </w:rPr>
         <w:t>---</w:t>
       </w:r>
@@ -891,7 +805,6 @@
       <w:r>
         <w:rPr>
           <w:rFonts w:ascii="Microsoft YaHei" w:hAnsi="Microsoft YaHei" w:eastAsia="Microsoft YaHei"/>
-          <w:sz w:val="22"/>
         </w:rPr>
         <w:t>原题：</w:t>
       </w:r>
@@ -900,7 +813,6 @@
       <w:r>
         <w:rPr>
           <w:rFonts w:ascii="Microsoft YaHei" w:hAnsi="Microsoft YaHei" w:eastAsia="Microsoft YaHei"/>
-          <w:sz w:val="22"/>
         </w:rPr>
         <w:t>Logistic 逐步回归分析时，若增大进入的 alpha 值，则进入方程的变量一般会</w:t>
       </w:r>
@@ -910,7 +822,6 @@
       <w:r>
         <w:rPr>
           <w:rFonts w:ascii="Microsoft YaHei" w:hAnsi="Microsoft YaHei" w:eastAsia="Microsoft YaHei"/>
-          <w:sz w:val="22"/>
         </w:rPr>
         <w:t>A、增多</w:t>
       </w:r>
@@ -919,7 +830,6 @@
       <w:r>
         <w:rPr>
           <w:rFonts w:ascii="Microsoft YaHei" w:hAnsi="Microsoft YaHei" w:eastAsia="Microsoft YaHei"/>
-          <w:sz w:val="22"/>
         </w:rPr>
         <w:t>B、减少</w:t>
       </w:r>
@@ -928,7 +838,6 @@
       <w:r>
         <w:rPr>
           <w:rFonts w:ascii="Microsoft YaHei" w:hAnsi="Microsoft YaHei" w:eastAsia="Microsoft YaHei"/>
-          <w:sz w:val="22"/>
         </w:rPr>
         <w:t>C、不变</w:t>
       </w:r>
@@ -937,7 +846,6 @@
       <w:r>
         <w:rPr>
           <w:rFonts w:ascii="Microsoft YaHei" w:hAnsi="Microsoft YaHei" w:eastAsia="Microsoft YaHei"/>
-          <w:sz w:val="22"/>
         </w:rPr>
         <w:t>D、可增多也可减少</w:t>
       </w:r>
@@ -946,7 +854,6 @@
       <w:r>
         <w:rPr>
           <w:rFonts w:ascii="Microsoft YaHei" w:hAnsi="Microsoft YaHei" w:eastAsia="Microsoft YaHei"/>
-          <w:sz w:val="22"/>
         </w:rPr>
         <w:t>E、以上都不对</w:t>
       </w:r>
@@ -956,7 +863,6 @@
       <w:r>
         <w:rPr>
           <w:rFonts w:ascii="Microsoft YaHei" w:hAnsi="Microsoft YaHei" w:eastAsia="Microsoft YaHei"/>
-          <w:sz w:val="22"/>
         </w:rPr>
         <w:t>你的答案：C</w:t>
       </w:r>
@@ -965,7 +871,6 @@
       <w:r>
         <w:rPr>
           <w:rFonts w:ascii="Microsoft YaHei" w:hAnsi="Microsoft YaHei" w:eastAsia="Microsoft YaHei"/>
-          <w:sz w:val="22"/>
         </w:rPr>
         <w:t>正确答案：A</w:t>
       </w:r>
@@ -974,7 +879,6 @@
       <w:r>
         <w:rPr>
           <w:rFonts w:ascii="Microsoft YaHei" w:hAnsi="Microsoft YaHei" w:eastAsia="Microsoft YaHei"/>
-          <w:sz w:val="22"/>
         </w:rPr>
         <w:t>答题日期：2026-06-08</w:t>
       </w:r>
@@ -983,7 +887,6 @@
       <w:r>
         <w:rPr>
           <w:rFonts w:ascii="Microsoft YaHei" w:hAnsi="Microsoft YaHei" w:eastAsia="Microsoft YaHei"/>
-          <w:sz w:val="22"/>
         </w:rPr>
         <w:t>对应 Day：Day09</w:t>
       </w:r>
@@ -1002,7 +905,6 @@
       <w:r>
         <w:rPr>
           <w:rFonts w:ascii="Microsoft YaHei" w:hAnsi="Microsoft YaHei" w:eastAsia="Microsoft YaHei"/>
-          <w:sz w:val="22"/>
         </w:rPr>
         <w:t>没有把“进入 alpha 值”理解成变量进入模型的门槛。进入标准 alpha 值增大，表示允许 P 值更大的变量进入，门槛变宽，因此进入方程的变量一般会增多。</w:t>
       </w:r>
@@ -1024,7 +926,6 @@
       <w:r>
         <w:rPr>
           <w:rFonts w:ascii="Microsoft YaHei" w:hAnsi="Microsoft YaHei" w:eastAsia="Microsoft YaHei"/>
-          <w:sz w:val="22"/>
         </w:rPr>
         <w:t>A 对：进入标准放宽，变量更容易进入模型。</w:t>
       </w:r>
@@ -1036,7 +937,6 @@
       <w:r>
         <w:rPr>
           <w:rFonts w:ascii="Microsoft YaHei" w:hAnsi="Microsoft YaHei" w:eastAsia="Microsoft YaHei"/>
-          <w:sz w:val="22"/>
         </w:rPr>
         <w:t>B 错：alpha 增大不是更严格，而是更宽松。</w:t>
       </w:r>
@@ -1048,7 +948,6 @@
       <w:r>
         <w:rPr>
           <w:rFonts w:ascii="Microsoft YaHei" w:hAnsi="Microsoft YaHei" w:eastAsia="Microsoft YaHei"/>
-          <w:sz w:val="22"/>
         </w:rPr>
         <w:t>C 错：进入标准改变，一般会影响入选变量数。</w:t>
       </w:r>
@@ -1060,7 +959,6 @@
       <w:r>
         <w:rPr>
           <w:rFonts w:ascii="Microsoft YaHei" w:hAnsi="Microsoft YaHei" w:eastAsia="Microsoft YaHei"/>
-          <w:sz w:val="22"/>
         </w:rPr>
         <w:t>D 错：本题问一般趋势，通常为增多。</w:t>
       </w:r>
@@ -1072,7 +970,6 @@
       <w:r>
         <w:rPr>
           <w:rFonts w:ascii="Microsoft YaHei" w:hAnsi="Microsoft YaHei" w:eastAsia="Microsoft YaHei"/>
-          <w:sz w:val="22"/>
         </w:rPr>
         <w:t>E 错：A 正确。</w:t>
       </w:r>
@@ -1082,7 +979,6 @@
       <w:r>
         <w:rPr>
           <w:rFonts w:ascii="Microsoft YaHei" w:hAnsi="Microsoft YaHei" w:eastAsia="Microsoft YaHei"/>
-          <w:sz w:val="22"/>
         </w:rPr>
         <w:t>一句话记忆：</w:t>
       </w:r>
@@ -1092,9 +988,8 @@
       <w:r>
         <w:rPr>
           <w:rFonts w:ascii="Microsoft YaHei" w:hAnsi="Microsoft YaHei" w:eastAsia="Microsoft YaHei"/>
-          <w:sz w:val="22"/>
         </w:rPr>
-        <w:t>&gt; 进入 alpha 越大，门槛越松，变量越容易进。</w:t>
+        <w:t>进入 alpha 越大，门槛越松，变量越容易进。</w:t>
       </w:r>
     </w:p>
     <w:p/>
@@ -1102,7 +997,6 @@
       <w:r>
         <w:rPr>
           <w:rFonts w:ascii="Microsoft YaHei" w:hAnsi="Microsoft YaHei" w:eastAsia="Microsoft YaHei"/>
-          <w:sz w:val="22"/>
         </w:rPr>
         <w:t>复刷完成：[ ]</w:t>
       </w:r>
@@ -1112,7 +1006,6 @@
       <w:r>
         <w:rPr>
           <w:rFonts w:ascii="Microsoft YaHei" w:hAnsi="Microsoft YaHei" w:eastAsia="Microsoft YaHei"/>
-          <w:sz w:val="22"/>
         </w:rPr>
         <w:t>---</w:t>
       </w:r>
@@ -1134,7 +1027,6 @@
       <w:r>
         <w:rPr>
           <w:rFonts w:ascii="Microsoft YaHei" w:hAnsi="Microsoft YaHei" w:eastAsia="Microsoft YaHei"/>
-          <w:sz w:val="22"/>
         </w:rPr>
         <w:t>基础概念不稳：Logistic 回归的概率型非线性特点还没有形成确定判断。</w:t>
       </w:r>
@@ -1146,7 +1038,6 @@
       <w:r>
         <w:rPr>
           <w:rFonts w:ascii="Microsoft YaHei" w:hAnsi="Microsoft YaHei" w:eastAsia="Microsoft YaHei"/>
-          <w:sz w:val="22"/>
         </w:rPr>
         <w:t>变量处理混淆：连续变量、哑变量、有序变量、无序多分类变量的处理规则还要再记。</w:t>
       </w:r>
@@ -1158,7 +1049,6 @@
       <w:r>
         <w:rPr>
           <w:rFonts w:ascii="Microsoft YaHei" w:hAnsi="Microsoft YaHei" w:eastAsia="Microsoft YaHei"/>
-          <w:sz w:val="22"/>
         </w:rPr>
         <w:t>应用场景混淆：把概率预测和生存资料分析混在一起。</w:t>
       </w:r>
@@ -1170,7 +1060,6 @@
       <w:r>
         <w:rPr>
           <w:rFonts w:ascii="Microsoft YaHei" w:hAnsi="Microsoft YaHei" w:eastAsia="Microsoft YaHei"/>
-          <w:sz w:val="22"/>
         </w:rPr>
         <w:t>逐步回归规则不熟：进入 alpha 值越大，变量越容易进入模型。</w:t>
       </w:r>
@@ -1189,90 +1078,72 @@
       <w:r>
         <w:rPr>
           <w:rFonts w:ascii="Microsoft YaHei" w:hAnsi="Microsoft YaHei" w:eastAsia="Microsoft YaHei"/>
-          <w:sz w:val="22"/>
         </w:rPr>
-        <w:t>| 易混点 | 正确记法 |</w:t>
+        <w:t>易混点 | 正确记法</w:t>
       </w:r>
     </w:p>
     <w:p>
       <w:r>
         <w:rPr>
           <w:rFonts w:ascii="Microsoft YaHei" w:hAnsi="Microsoft YaHei" w:eastAsia="Microsoft YaHei"/>
-          <w:sz w:val="22"/>
         </w:rPr>
-        <w:t>|---|---|</w:t>
+        <w:t>Logistic 回归性质 | 概率型非线性回归</w:t>
       </w:r>
     </w:p>
     <w:p>
       <w:r>
         <w:rPr>
           <w:rFonts w:ascii="Microsoft YaHei" w:hAnsi="Microsoft YaHei" w:eastAsia="Microsoft YaHei"/>
-          <w:sz w:val="22"/>
         </w:rPr>
-        <w:t>| Logistic 回归性质 | 概率型非线性回归 |</w:t>
+        <w:t>系数估计 | 常用最大似然法</w:t>
       </w:r>
     </w:p>
     <w:p>
       <w:r>
         <w:rPr>
           <w:rFonts w:ascii="Microsoft YaHei" w:hAnsi="Microsoft YaHei" w:eastAsia="Microsoft YaHei"/>
-          <w:sz w:val="22"/>
         </w:rPr>
-        <w:t>| 系数估计 | 常用最大似然法 |</w:t>
+        <w:t>逐步回归 | 不一定得到最佳模型</w:t>
       </w:r>
     </w:p>
     <w:p>
       <w:r>
         <w:rPr>
           <w:rFonts w:ascii="Microsoft YaHei" w:hAnsi="Microsoft YaHei" w:eastAsia="Microsoft YaHei"/>
-          <w:sz w:val="22"/>
         </w:rPr>
-        <w:t>| 逐步回归 | 不一定得到最佳模型 |</w:t>
+        <w:t>Logistic 用途 | 危险因素分析、控制混杂、预测概率、判别分类</w:t>
       </w:r>
     </w:p>
     <w:p>
       <w:r>
         <w:rPr>
           <w:rFonts w:ascii="Microsoft YaHei" w:hAnsi="Microsoft YaHei" w:eastAsia="Microsoft YaHei"/>
-          <w:sz w:val="22"/>
         </w:rPr>
-        <w:t>| Logistic 用途 | 危险因素分析、控制混杂、预测概率、判别分类 |</w:t>
+        <w:t>生存资料 | 优先想到生存分析，不是普通 Logistic</w:t>
       </w:r>
     </w:p>
     <w:p>
       <w:r>
         <w:rPr>
           <w:rFonts w:ascii="Microsoft YaHei" w:hAnsi="Microsoft YaHei" w:eastAsia="Microsoft YaHei"/>
-          <w:sz w:val="22"/>
         </w:rPr>
-        <w:t>| 生存资料 | 优先想到生存分析，不是普通 Logistic |</w:t>
+        <w:t>无序多分类自变量 | 设置哑变量</w:t>
       </w:r>
     </w:p>
     <w:p>
       <w:r>
         <w:rPr>
           <w:rFonts w:ascii="Microsoft YaHei" w:hAnsi="Microsoft YaHei" w:eastAsia="Microsoft YaHei"/>
-          <w:sz w:val="22"/>
         </w:rPr>
-        <w:t>| 无序多分类自变量 | 设置哑变量 |</w:t>
+        <w:t>哑变量 | 同一原变量拆出的哑变量通常同进同出</w:t>
       </w:r>
     </w:p>
     <w:p>
       <w:r>
         <w:rPr>
           <w:rFonts w:ascii="Microsoft YaHei" w:hAnsi="Microsoft YaHei" w:eastAsia="Microsoft YaHei"/>
-          <w:sz w:val="22"/>
         </w:rPr>
-        <w:t>| 哑变量 | 同一原变量拆出的哑变量通常同进同出 |</w:t>
-      </w:r>
-    </w:p>
-    <w:p>
-      <w:r>
-        <w:rPr>
-          <w:rFonts w:ascii="Microsoft YaHei" w:hAnsi="Microsoft YaHei" w:eastAsia="Microsoft YaHei"/>
-          <w:sz w:val="22"/>
-        </w:rPr>
-        <w:t>| 进入 alpha 增大 | 变量一般增多 |</w:t>
+        <w:t>进入 alpha 增大 | 变量一般增多</w:t>
       </w:r>
     </w:p>
     <w:p/>
@@ -1292,7 +1163,6 @@
       <w:r>
         <w:rPr>
           <w:rFonts w:ascii="Microsoft YaHei" w:hAnsi="Microsoft YaHei" w:eastAsia="Microsoft YaHei"/>
-          <w:sz w:val="22"/>
         </w:rPr>
         <w:t>Logistic 回归是不是概率型非线性回归？</w:t>
       </w:r>
@@ -1304,7 +1174,6 @@
       <w:r>
         <w:rPr>
           <w:rFonts w:ascii="Microsoft YaHei" w:hAnsi="Microsoft YaHei" w:eastAsia="Microsoft YaHei"/>
-          <w:sz w:val="22"/>
         </w:rPr>
         <w:t>逐步回归筛出的模型一定是最佳模型吗？</w:t>
       </w:r>
@@ -1316,7 +1185,6 @@
       <w:r>
         <w:rPr>
           <w:rFonts w:ascii="Microsoft YaHei" w:hAnsi="Microsoft YaHei" w:eastAsia="Microsoft YaHei"/>
-          <w:sz w:val="22"/>
         </w:rPr>
         <w:t>Logistic 回归能不能预测事件发生概率？</w:t>
       </w:r>
@@ -1328,7 +1196,6 @@
       <w:r>
         <w:rPr>
           <w:rFonts w:ascii="Microsoft YaHei" w:hAnsi="Microsoft YaHei" w:eastAsia="Microsoft YaHei"/>
-          <w:sz w:val="22"/>
         </w:rPr>
         <w:t>生存资料优先想到 Logistic 还是生存分析？</w:t>
       </w:r>
@@ -1340,7 +1207,6 @@
       <w:r>
         <w:rPr>
           <w:rFonts w:ascii="Microsoft YaHei" w:hAnsi="Microsoft YaHei" w:eastAsia="Microsoft YaHei"/>
-          <w:sz w:val="22"/>
         </w:rPr>
         <w:t>进入 alpha 值增大，变量进入方程一般变多还是变少？</w:t>
       </w:r>
@@ -1720,7 +1586,7 @@
     <w:rsid w:val="00FC693F"/>
     <w:rPr>
       <w:rFonts w:ascii="Microsoft YaHei" w:hAnsi="Microsoft YaHei" w:eastAsia="Microsoft YaHei"/>
-      <w:sz w:val="22"/>
+      <w:sz w:val="21"/>
     </w:rPr>
   </w:style>
   <w:style w:type="paragraph" w:styleId="Header">
